--- a/tables/enzymes.docx
+++ b/tables/enzymes.docx
@@ -34,10 +34,10 @@
         <w:gridCol w:w="1696"/>
         <w:gridCol w:w="746"/>
         <w:gridCol w:w="557"/>
-        <w:gridCol w:w="1105"/>
+        <w:gridCol w:w="1153"/>
         <w:gridCol w:w="651"/>
         <w:gridCol w:w="557"/>
-        <w:gridCol w:w="1105"/>
+        <w:gridCol w:w="1153"/>
         <w:gridCol w:w="893"/>
       </w:tblGrid>
       <w:tr>
@@ -404,7 +404,7 @@
                 <w:smallCaps w:val="0"/>
                 <w:color w:val="000000"/>
               </w:rPr>
-              <w:t xml:space="preserve">[792] </w:t>
+              <w:t xml:space="preserve">[791] </w:t>
             </w:r>
           </w:p>
         </w:tc>
@@ -527,7 +527,7 @@
                 <w:smallCaps w:val="0"/>
                 <w:color w:val="000000"/>
               </w:rPr>
-              <w:t xml:space="preserve">p=0.003 </w:t>
+              <w:t xml:space="preserve">p=0.004 </w:t>
             </w:r>
           </w:p>
         </w:tc>
@@ -684,7 +684,7 @@
                 <w:smallCaps w:val="0"/>
                 <w:color w:val="000000"/>
               </w:rPr>
-              <w:t xml:space="preserve">(24-   38) </w:t>
+              <w:t xml:space="preserve">(23.5- 37.9) </w:t>
             </w:r>
           </w:p>
         </w:tc>
@@ -722,7 +722,7 @@
                 <w:smallCaps w:val="0"/>
                 <w:color w:val="000000"/>
               </w:rPr>
-              <w:t xml:space="preserve">[759] </w:t>
+              <w:t xml:space="preserve">[758] </w:t>
             </w:r>
           </w:p>
         </w:tc>
@@ -798,7 +798,7 @@
                 <w:smallCaps w:val="0"/>
                 <w:color w:val="000000"/>
               </w:rPr>
-              <w:t xml:space="preserve">(24-   42) </w:t>
+              <w:t xml:space="preserve">(24.4- 42.2) </w:t>
             </w:r>
           </w:p>
         </w:tc>
@@ -879,7 +879,7 @@
                 <w:smallCaps w:val="0"/>
                 <w:color w:val="000000"/>
               </w:rPr>
-              <w:t xml:space="preserve">Lipase (U/L) </w:t>
+              <w:t xml:space="preserve">Amylase GFR Ratio </w:t>
             </w:r>
           </w:p>
         </w:tc>
@@ -917,7 +917,7 @@
                 <w:smallCaps w:val="0"/>
                 <w:color w:val="000000"/>
               </w:rPr>
-              <w:t xml:space="preserve">[54] </w:t>
+              <w:t xml:space="preserve">[1025] </w:t>
             </w:r>
           </w:p>
         </w:tc>
@@ -955,7 +955,7 @@
                 <w:smallCaps w:val="0"/>
                 <w:color w:val="000000"/>
               </w:rPr>
-              <w:t xml:space="preserve">30 </w:t>
+              <w:t xml:space="preserve">.31 </w:t>
             </w:r>
           </w:p>
         </w:tc>
@@ -993,7 +993,7 @@
                 <w:smallCaps w:val="0"/>
                 <w:color w:val="000000"/>
               </w:rPr>
-              <w:t xml:space="preserve">(26-   36) </w:t>
+              <w:t xml:space="preserve">(.231- .435) </w:t>
             </w:r>
           </w:p>
         </w:tc>
@@ -1031,7 +1031,7 @@
                 <w:smallCaps w:val="0"/>
                 <w:color w:val="000000"/>
               </w:rPr>
-              <w:t xml:space="preserve">[253] </w:t>
+              <w:t xml:space="preserve">[758] </w:t>
             </w:r>
           </w:p>
         </w:tc>
@@ -1069,7 +1069,7 @@
                 <w:smallCaps w:val="0"/>
                 <w:color w:val="000000"/>
               </w:rPr>
-              <w:t xml:space="preserve">30 </w:t>
+              <w:t xml:space="preserve">.34 </w:t>
             </w:r>
           </w:p>
         </w:tc>
@@ -1107,7 +1107,7 @@
                 <w:smallCaps w:val="0"/>
                 <w:color w:val="000000"/>
               </w:rPr>
-              <w:t xml:space="preserve">(26-   35) </w:t>
+              <w:t xml:space="preserve">(.248-   .5) </w:t>
             </w:r>
           </w:p>
         </w:tc>
@@ -1145,7 +1145,7 @@
                 <w:smallCaps w:val="0"/>
                 <w:color w:val="000000"/>
               </w:rPr>
-              <w:t xml:space="preserve">p=0.576 </w:t>
+              <w:t xml:space="preserve">p=0.000 </w:t>
             </w:r>
           </w:p>
         </w:tc>
@@ -1156,6 +1156,315 @@
         </w:tblPrEx>
         <w:tc>
           <w:tcPr>
+            <w:noWrap w:val="0"/>
+            <w:tcMar>
+              <w:top w:w="15" w:type="dxa"/>
+              <w:left w:w="20" w:type="dxa"/>
+              <w:bottom w:w="15" w:type="dxa"/>
+              <w:right w:w="20" w:type="dxa"/>
+            </w:tcMar>
+            <w:vAlign w:val="bottom"/>
+            <w:hideMark/>
+          </w:tcPr>
+          <w:p>
+            <w:pPr>
+              <w:jc w:val="left"/>
+              <w:rPr>
+                <w:b w:val="0"/>
+                <w:bCs w:val="0"/>
+                <w:i w:val="0"/>
+                <w:iCs w:val="0"/>
+                <w:smallCaps w:val="0"/>
+                <w:color w:val="000000"/>
+              </w:rPr>
+            </w:pPr>
+            <w:r>
+              <w:rPr>
+                <w:rStyle w:val="c3151span"/>
+                <w:b w:val="0"/>
+                <w:bCs w:val="0"/>
+                <w:i w:val="0"/>
+                <w:iCs w:val="0"/>
+                <w:smallCaps w:val="0"/>
+                <w:color w:val="000000"/>
+              </w:rPr>
+              <w:t xml:space="preserve">Lipase (U/L) </w:t>
+            </w:r>
+          </w:p>
+        </w:tc>
+        <w:tc>
+          <w:tcPr>
+            <w:noWrap w:val="0"/>
+            <w:tcMar>
+              <w:top w:w="15" w:type="dxa"/>
+              <w:left w:w="205" w:type="dxa"/>
+              <w:bottom w:w="15" w:type="dxa"/>
+              <w:right w:w="20" w:type="dxa"/>
+            </w:tcMar>
+            <w:vAlign w:val="bottom"/>
+            <w:hideMark/>
+          </w:tcPr>
+          <w:p>
+            <w:pPr>
+              <w:jc w:val="right"/>
+              <w:rPr>
+                <w:b w:val="0"/>
+                <w:bCs w:val="0"/>
+                <w:i w:val="0"/>
+                <w:iCs w:val="0"/>
+                <w:smallCaps w:val="0"/>
+                <w:color w:val="000000"/>
+              </w:rPr>
+            </w:pPr>
+            <w:r>
+              <w:rPr>
+                <w:rStyle w:val="c3152span"/>
+                <w:b w:val="0"/>
+                <w:bCs w:val="0"/>
+                <w:i w:val="0"/>
+                <w:iCs w:val="0"/>
+                <w:smallCaps w:val="0"/>
+                <w:color w:val="000000"/>
+              </w:rPr>
+              <w:t xml:space="preserve">[54] </w:t>
+            </w:r>
+          </w:p>
+        </w:tc>
+        <w:tc>
+          <w:tcPr>
+            <w:noWrap w:val="0"/>
+            <w:tcMar>
+              <w:top w:w="15" w:type="dxa"/>
+              <w:left w:w="205" w:type="dxa"/>
+              <w:bottom w:w="15" w:type="dxa"/>
+              <w:right w:w="20" w:type="dxa"/>
+            </w:tcMar>
+            <w:vAlign w:val="bottom"/>
+            <w:hideMark/>
+          </w:tcPr>
+          <w:p>
+            <w:pPr>
+              <w:jc w:val="right"/>
+              <w:rPr>
+                <w:b w:val="0"/>
+                <w:bCs w:val="0"/>
+                <w:i w:val="0"/>
+                <w:iCs w:val="0"/>
+                <w:smallCaps w:val="0"/>
+                <w:color w:val="000000"/>
+              </w:rPr>
+            </w:pPr>
+            <w:r>
+              <w:rPr>
+                <w:rStyle w:val="c3153span"/>
+                <w:b w:val="0"/>
+                <w:bCs w:val="0"/>
+                <w:i w:val="0"/>
+                <w:iCs w:val="0"/>
+                <w:smallCaps w:val="0"/>
+                <w:color w:val="000000"/>
+              </w:rPr>
+              <w:t xml:space="preserve">31 </w:t>
+            </w:r>
+          </w:p>
+        </w:tc>
+        <w:tc>
+          <w:tcPr>
+            <w:noWrap w:val="0"/>
+            <w:tcMar>
+              <w:top w:w="15" w:type="dxa"/>
+              <w:left w:w="205" w:type="dxa"/>
+              <w:bottom w:w="15" w:type="dxa"/>
+              <w:right w:w="20" w:type="dxa"/>
+            </w:tcMar>
+            <w:vAlign w:val="bottom"/>
+            <w:hideMark/>
+          </w:tcPr>
+          <w:p>
+            <w:pPr>
+              <w:jc w:val="right"/>
+              <w:rPr>
+                <w:b w:val="0"/>
+                <w:bCs w:val="0"/>
+                <w:i w:val="0"/>
+                <w:iCs w:val="0"/>
+                <w:smallCaps w:val="0"/>
+                <w:color w:val="000000"/>
+              </w:rPr>
+            </w:pPr>
+            <w:r>
+              <w:rPr>
+                <w:rStyle w:val="c3154span"/>
+                <w:b w:val="0"/>
+                <w:bCs w:val="0"/>
+                <w:i w:val="0"/>
+                <w:iCs w:val="0"/>
+                <w:smallCaps w:val="0"/>
+                <w:color w:val="000000"/>
+              </w:rPr>
+              <w:t xml:space="preserve">(26-   36) </w:t>
+            </w:r>
+          </w:p>
+        </w:tc>
+        <w:tc>
+          <w:tcPr>
+            <w:noWrap w:val="0"/>
+            <w:tcMar>
+              <w:top w:w="15" w:type="dxa"/>
+              <w:left w:w="205" w:type="dxa"/>
+              <w:bottom w:w="15" w:type="dxa"/>
+              <w:right w:w="20" w:type="dxa"/>
+            </w:tcMar>
+            <w:vAlign w:val="bottom"/>
+            <w:hideMark/>
+          </w:tcPr>
+          <w:p>
+            <w:pPr>
+              <w:jc w:val="right"/>
+              <w:rPr>
+                <w:b w:val="0"/>
+                <w:bCs w:val="0"/>
+                <w:i w:val="0"/>
+                <w:iCs w:val="0"/>
+                <w:smallCaps w:val="0"/>
+                <w:color w:val="000000"/>
+              </w:rPr>
+            </w:pPr>
+            <w:r>
+              <w:rPr>
+                <w:rStyle w:val="c3155span"/>
+                <w:b w:val="0"/>
+                <w:bCs w:val="0"/>
+                <w:i w:val="0"/>
+                <w:iCs w:val="0"/>
+                <w:smallCaps w:val="0"/>
+                <w:color w:val="000000"/>
+              </w:rPr>
+              <w:t xml:space="preserve">[253] </w:t>
+            </w:r>
+          </w:p>
+        </w:tc>
+        <w:tc>
+          <w:tcPr>
+            <w:noWrap w:val="0"/>
+            <w:tcMar>
+              <w:top w:w="15" w:type="dxa"/>
+              <w:left w:w="205" w:type="dxa"/>
+              <w:bottom w:w="15" w:type="dxa"/>
+              <w:right w:w="20" w:type="dxa"/>
+            </w:tcMar>
+            <w:vAlign w:val="bottom"/>
+            <w:hideMark/>
+          </w:tcPr>
+          <w:p>
+            <w:pPr>
+              <w:jc w:val="right"/>
+              <w:rPr>
+                <w:b w:val="0"/>
+                <w:bCs w:val="0"/>
+                <w:i w:val="0"/>
+                <w:iCs w:val="0"/>
+                <w:smallCaps w:val="0"/>
+                <w:color w:val="000000"/>
+              </w:rPr>
+            </w:pPr>
+            <w:r>
+              <w:rPr>
+                <w:rStyle w:val="c3156span"/>
+                <w:b w:val="0"/>
+                <w:bCs w:val="0"/>
+                <w:i w:val="0"/>
+                <w:iCs w:val="0"/>
+                <w:smallCaps w:val="0"/>
+                <w:color w:val="000000"/>
+              </w:rPr>
+              <w:t xml:space="preserve">30 </w:t>
+            </w:r>
+          </w:p>
+        </w:tc>
+        <w:tc>
+          <w:tcPr>
+            <w:noWrap w:val="0"/>
+            <w:tcMar>
+              <w:top w:w="15" w:type="dxa"/>
+              <w:left w:w="205" w:type="dxa"/>
+              <w:bottom w:w="15" w:type="dxa"/>
+              <w:right w:w="20" w:type="dxa"/>
+            </w:tcMar>
+            <w:vAlign w:val="bottom"/>
+            <w:hideMark/>
+          </w:tcPr>
+          <w:p>
+            <w:pPr>
+              <w:jc w:val="right"/>
+              <w:rPr>
+                <w:b w:val="0"/>
+                <w:bCs w:val="0"/>
+                <w:i w:val="0"/>
+                <w:iCs w:val="0"/>
+                <w:smallCaps w:val="0"/>
+                <w:color w:val="000000"/>
+              </w:rPr>
+            </w:pPr>
+            <w:r>
+              <w:rPr>
+                <w:rStyle w:val="c3157span"/>
+                <w:b w:val="0"/>
+                <w:bCs w:val="0"/>
+                <w:i w:val="0"/>
+                <w:iCs w:val="0"/>
+                <w:smallCaps w:val="0"/>
+                <w:color w:val="000000"/>
+              </w:rPr>
+              <w:t xml:space="preserve">(26-   35) </w:t>
+            </w:r>
+          </w:p>
+        </w:tc>
+        <w:tc>
+          <w:tcPr>
+            <w:noWrap w:val="0"/>
+            <w:tcMar>
+              <w:top w:w="15" w:type="dxa"/>
+              <w:left w:w="205" w:type="dxa"/>
+              <w:bottom w:w="15" w:type="dxa"/>
+              <w:right w:w="20" w:type="dxa"/>
+            </w:tcMar>
+            <w:vAlign w:val="bottom"/>
+            <w:hideMark/>
+          </w:tcPr>
+          <w:p>
+            <w:pPr>
+              <w:jc w:val="right"/>
+              <w:rPr>
+                <w:b w:val="0"/>
+                <w:bCs w:val="0"/>
+                <w:i w:val="0"/>
+                <w:iCs w:val="0"/>
+                <w:smallCaps w:val="0"/>
+                <w:color w:val="000000"/>
+              </w:rPr>
+            </w:pPr>
+            <w:r>
+              <w:rPr>
+                <w:rStyle w:val="c3158span"/>
+                <w:b w:val="0"/>
+                <w:bCs w:val="0"/>
+                <w:i w:val="0"/>
+                <w:iCs w:val="0"/>
+                <w:smallCaps w:val="0"/>
+                <w:color w:val="000000"/>
+              </w:rPr>
+              <w:t xml:space="preserve">p=0.576 </w:t>
+            </w:r>
+          </w:p>
+        </w:tc>
+      </w:tr>
+      <w:tr>
+        <w:tblPrEx>
+          <w:tblLook w:val="05E0"/>
+        </w:tblPrEx>
+        <w:tc>
+          <w:tcPr>
             <w:tcBorders>
               <w:bottom w:val="single" w:sz="24" w:space="0" w:color="000000"/>
             </w:tcBorders>
@@ -1183,7 +1492,7 @@
             </w:pPr>
             <w:r>
               <w:rPr>
-                <w:rStyle w:val="c3151span"/>
+                <w:rStyle w:val="c3161span"/>
                 <w:b w:val="0"/>
                 <w:bCs w:val="0"/>
                 <w:i w:val="0"/>
@@ -1224,7 +1533,7 @@
             </w:pPr>
             <w:r>
               <w:rPr>
-                <w:rStyle w:val="c3152span"/>
+                <w:rStyle w:val="c3162span"/>
                 <w:b w:val="0"/>
                 <w:bCs w:val="0"/>
                 <w:i w:val="0"/>
@@ -1265,7 +1574,7 @@
             </w:pPr>
             <w:r>
               <w:rPr>
-                <w:rStyle w:val="c3153span"/>
+                <w:rStyle w:val="c3163span"/>
                 <w:b w:val="0"/>
                 <w:bCs w:val="0"/>
                 <w:i w:val="0"/>
@@ -1306,15 +1615,15 @@
             </w:pPr>
             <w:r>
               <w:rPr>
-                <w:rStyle w:val="c3154span"/>
-                <w:b w:val="0"/>
-                <w:bCs w:val="0"/>
-                <w:i w:val="0"/>
-                <w:iCs w:val="0"/>
-                <w:smallCaps w:val="0"/>
-                <w:color w:val="000000"/>
-              </w:rPr>
-              <w:t xml:space="preserve">(17-   32) </w:t>
+                <w:rStyle w:val="c3164span"/>
+                <w:b w:val="0"/>
+                <w:bCs w:val="0"/>
+                <w:i w:val="0"/>
+                <w:iCs w:val="0"/>
+                <w:smallCaps w:val="0"/>
+                <w:color w:val="000000"/>
+              </w:rPr>
+              <w:t xml:space="preserve">(17.2- 32.5) </w:t>
             </w:r>
           </w:p>
         </w:tc>
@@ -1347,7 +1656,7 @@
             </w:pPr>
             <w:r>
               <w:rPr>
-                <w:rStyle w:val="c3155span"/>
+                <w:rStyle w:val="c3165span"/>
                 <w:b w:val="0"/>
                 <w:bCs w:val="0"/>
                 <w:i w:val="0"/>
@@ -1388,7 +1697,7 @@
             </w:pPr>
             <w:r>
               <w:rPr>
-                <w:rStyle w:val="c3156span"/>
+                <w:rStyle w:val="c3166span"/>
                 <w:b w:val="0"/>
                 <w:bCs w:val="0"/>
                 <w:i w:val="0"/>
@@ -1429,15 +1738,15 @@
             </w:pPr>
             <w:r>
               <w:rPr>
-                <w:rStyle w:val="c3157span"/>
-                <w:b w:val="0"/>
-                <w:bCs w:val="0"/>
-                <w:i w:val="0"/>
-                <w:iCs w:val="0"/>
-                <w:smallCaps w:val="0"/>
-                <w:color w:val="000000"/>
-              </w:rPr>
-              <w:t xml:space="preserve">(18-   36) </w:t>
+                <w:rStyle w:val="c3167span"/>
+                <w:b w:val="0"/>
+                <w:bCs w:val="0"/>
+                <w:i w:val="0"/>
+                <w:iCs w:val="0"/>
+                <w:smallCaps w:val="0"/>
+                <w:color w:val="000000"/>
+              </w:rPr>
+              <w:t xml:space="preserve">(17.6- 36.1) </w:t>
             </w:r>
           </w:p>
         </w:tc>
@@ -1470,7 +1779,7 @@
             </w:pPr>
             <w:r>
               <w:rPr>
-                <w:rStyle w:val="c3158span"/>
+                <w:rStyle w:val="c3168span"/>
                 <w:b w:val="0"/>
                 <w:bCs w:val="0"/>
                 <w:i w:val="0"/>
@@ -2269,6 +2578,78 @@
   </w:style>
   <w:style w:type="character" w:customStyle="1" w:styleId="c3158span">
     <w:name w:val="c31_5_8_span"/>
+    <w:basedOn w:val="DefaultParagraphFont"/>
+    <w:rPr>
+      <w:rFonts w:ascii="Arial" w:eastAsia="Arial" w:hAnsi="Arial" w:cs="Arial"/>
+      <w:sz w:val="17"/>
+      <w:szCs w:val="17"/>
+    </w:rPr>
+  </w:style>
+  <w:style w:type="character" w:customStyle="1" w:styleId="c3161span">
+    <w:name w:val="c31_6_1_span"/>
+    <w:basedOn w:val="DefaultParagraphFont"/>
+    <w:rPr>
+      <w:rFonts w:ascii="Arial" w:eastAsia="Arial" w:hAnsi="Arial" w:cs="Arial"/>
+      <w:sz w:val="17"/>
+      <w:szCs w:val="17"/>
+    </w:rPr>
+  </w:style>
+  <w:style w:type="character" w:customStyle="1" w:styleId="c3162span">
+    <w:name w:val="c31_6_2_span"/>
+    <w:basedOn w:val="DefaultParagraphFont"/>
+    <w:rPr>
+      <w:rFonts w:ascii="Arial" w:eastAsia="Arial" w:hAnsi="Arial" w:cs="Arial"/>
+      <w:sz w:val="17"/>
+      <w:szCs w:val="17"/>
+    </w:rPr>
+  </w:style>
+  <w:style w:type="character" w:customStyle="1" w:styleId="c3163span">
+    <w:name w:val="c31_6_3_span"/>
+    <w:basedOn w:val="DefaultParagraphFont"/>
+    <w:rPr>
+      <w:rFonts w:ascii="Arial" w:eastAsia="Arial" w:hAnsi="Arial" w:cs="Arial"/>
+      <w:sz w:val="17"/>
+      <w:szCs w:val="17"/>
+    </w:rPr>
+  </w:style>
+  <w:style w:type="character" w:customStyle="1" w:styleId="c3164span">
+    <w:name w:val="c31_6_4_span"/>
+    <w:basedOn w:val="DefaultParagraphFont"/>
+    <w:rPr>
+      <w:rFonts w:ascii="Arial" w:eastAsia="Arial" w:hAnsi="Arial" w:cs="Arial"/>
+      <w:sz w:val="17"/>
+      <w:szCs w:val="17"/>
+    </w:rPr>
+  </w:style>
+  <w:style w:type="character" w:customStyle="1" w:styleId="c3165span">
+    <w:name w:val="c31_6_5_span"/>
+    <w:basedOn w:val="DefaultParagraphFont"/>
+    <w:rPr>
+      <w:rFonts w:ascii="Arial" w:eastAsia="Arial" w:hAnsi="Arial" w:cs="Arial"/>
+      <w:sz w:val="17"/>
+      <w:szCs w:val="17"/>
+    </w:rPr>
+  </w:style>
+  <w:style w:type="character" w:customStyle="1" w:styleId="c3166span">
+    <w:name w:val="c31_6_6_span"/>
+    <w:basedOn w:val="DefaultParagraphFont"/>
+    <w:rPr>
+      <w:rFonts w:ascii="Arial" w:eastAsia="Arial" w:hAnsi="Arial" w:cs="Arial"/>
+      <w:sz w:val="17"/>
+      <w:szCs w:val="17"/>
+    </w:rPr>
+  </w:style>
+  <w:style w:type="character" w:customStyle="1" w:styleId="c3167span">
+    <w:name w:val="c31_6_7_span"/>
+    <w:basedOn w:val="DefaultParagraphFont"/>
+    <w:rPr>
+      <w:rFonts w:ascii="Arial" w:eastAsia="Arial" w:hAnsi="Arial" w:cs="Arial"/>
+      <w:sz w:val="17"/>
+      <w:szCs w:val="17"/>
+    </w:rPr>
+  </w:style>
+  <w:style w:type="character" w:customStyle="1" w:styleId="c3168span">
+    <w:name w:val="c31_6_8_span"/>
     <w:basedOn w:val="DefaultParagraphFont"/>
     <w:rPr>
       <w:rFonts w:ascii="Arial" w:eastAsia="Arial" w:hAnsi="Arial" w:cs="Arial"/>
